--- a/public/de_nghi_cap_phu_hieu_xe_template.docx
+++ b/public/de_nghi_cap_phu_hieu_xe_template.docx
@@ -37,67 +37,6 @@
                 <w:szCs w:val="26"/>
               </w:rPr>
               <w:t>{ten_don_vi_upper}</w:t>
-            </w:r>
-            <w:r>
-              <w:rPr>
-                <w:rFonts w:ascii="Times New Roman" w:hAnsi="Times New Roman" w:cs="Times New Roman"/>
-                <w:b/>
-                <w:bCs/>
-                <w:noProof/>
-                <w:sz w:val="26"/>
-                <w:szCs w:val="26"/>
-              </w:rPr>
-              <mc:AlternateContent>
-                <mc:Choice Requires="wps">
-                  <w:drawing>
-                    <wp:inline distT="0" distB="0" distL="0" distR="0" wp14:anchorId="76E74187" wp14:editId="68730068">
-                      <wp:extent cx="1353600" cy="0"/>
-                      <wp:effectExtent l="0" t="0" r="0" b="0"/>
-                      <wp:docPr id="715742640" name="Straight Connector 1"/>
-                      <wp:cNvGraphicFramePr/>
-                      <a:graphic xmlns:a="http://schemas.openxmlformats.org/drawingml/2006/main">
-                        <a:graphicData uri="http://schemas.microsoft.com/office/word/2010/wordprocessingShape">
-                          <wps:wsp>
-                            <wps:cNvCnPr/>
-                            <wps:spPr>
-                              <a:xfrm>
-                                <a:off x="0" y="0"/>
-                                <a:ext cx="1353600" cy="0"/>
-                              </a:xfrm>
-                              <a:prstGeom prst="line">
-                                <a:avLst/>
-                              </a:prstGeom>
-                            </wps:spPr>
-                            <wps:style>
-                              <a:lnRef idx="2">
-                                <a:schemeClr val="dk1"/>
-                              </a:lnRef>
-                              <a:fillRef idx="0">
-                                <a:schemeClr val="dk1"/>
-                              </a:fillRef>
-                              <a:effectRef idx="1">
-                                <a:schemeClr val="dk1"/>
-                              </a:effectRef>
-                              <a:fontRef idx="minor">
-                                <a:schemeClr val="tx1"/>
-                              </a:fontRef>
-                            </wps:style>
-                            <wps:bodyPr/>
-                          </wps:wsp>
-                        </a:graphicData>
-                      </a:graphic>
-                    </wp:inline>
-                  </w:drawing>
-                </mc:Choice>
-                <mc:Fallback>
-                  <w:pict>
-                    <v:line w14:anchorId="5FA28422" id="Straight Connector 1" o:spid="_x0000_s1026" style="visibility:visible;mso-wrap-style:square;mso-left-percent:-10001;mso-top-percent:-10001;mso-position-horizontal:absolute;mso-position-horizontal-relative:char;mso-position-vertical:absolute;mso-position-vertical-relative:line;mso-left-percent:-10001;mso-top-percent:-10001" from="0,0" to="106.6pt,0" o:gfxdata="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" strokecolor="black [3200]" strokeweight="1.5pt">
-                      <v:stroke joinstyle="miter"/>
-                      <w10:anchorlock/>
-                    </v:line>
-                  </w:pict>
-                </mc:Fallback>
-              </mc:AlternateContent>
             </w:r>
           </w:p>
         </w:tc>
@@ -285,17 +224,7 @@
                 <w:sz w:val="28"/>
                 <w:szCs w:val="28"/>
               </w:rPr>
-              <w:t>{dia_danh_lap_don}</w:t>
-            </w:r>
-            <w:r>
-              <w:rPr>
-                <w:rFonts w:ascii="Times New Roman" w:hAnsi="Times New Roman" w:cs="Times New Roman"/>
-                <w:i/>
-                <w:iCs/>
-                <w:sz w:val="28"/>
-                <w:szCs w:val="28"/>
-              </w:rPr>
-              <w:t>, ngày {ngay_lap_day} tháng {ngay_lap_month} năm {ngay_lap_year}</w:t>
+              <w:t>{dia_danh_lap_don}, ngày {ngay_lap_day} tháng {ngay_lap_month} năm {ngay_lap_year}</w:t>
             </w:r>
           </w:p>
         </w:tc>
